--- a/Report/machine_failure_prediction_report.docx
+++ b/Report/machine_failure_prediction_report.docx
@@ -49,8 +49,33 @@
           <w:rFonts w:ascii="Times New Roman" w:hAnsi="Times New Roman" w:cs="Times New Roman"/>
           <w:color w:val="000000" w:themeColor="text1"/>
         </w:rPr>
-        <w:t>Contributors: Neehanth Reddy Maramreddy</w:t>
-      </w:r>
+        <w:t>Course: COMP 7150 Fundamentals of Data Science</w:t>
+      </w:r>
+    </w:p>
+    <w:p>
+      <w:pPr>
+        <w:spacing w:after="120"/>
+        <w:rPr>
+          <w:rFonts w:ascii="Times New Roman" w:hAnsi="Times New Roman" w:cs="Times New Roman"/>
+          <w:color w:val="000000" w:themeColor="text1"/>
+        </w:rPr>
+      </w:pPr>
+      <w:r>
+        <w:rPr>
+          <w:rFonts w:ascii="Times New Roman" w:hAnsi="Times New Roman" w:cs="Times New Roman"/>
+          <w:color w:val="000000" w:themeColor="text1"/>
+        </w:rPr>
+        <w:t xml:space="preserve">Contributors: Neehanth Reddy </w:t>
+      </w:r>
+      <w:proofErr w:type="spellStart"/>
+      <w:r>
+        <w:rPr>
+          <w:rFonts w:ascii="Times New Roman" w:hAnsi="Times New Roman" w:cs="Times New Roman"/>
+          <w:color w:val="000000" w:themeColor="text1"/>
+        </w:rPr>
+        <w:t>Maramreddy</w:t>
+      </w:r>
+      <w:proofErr w:type="spellEnd"/>
       <w:r>
         <w:rPr>
           <w:rFonts w:ascii="Times New Roman" w:hAnsi="Times New Roman" w:cs="Times New Roman"/>
@@ -140,7 +165,21 @@
           <w:rFonts w:ascii="Times New Roman" w:hAnsi="Times New Roman" w:cs="Times New Roman"/>
           <w:color w:val="000000" w:themeColor="text1"/>
         </w:rPr>
-        <w:t>Machine failure prediction is an important issue in industrial operations. Unexpected failures cause costly downtime, wasteful consumption of resources, and safety risks. This project employs machine learning (ML) to create a predictive model that can identify impending machine failures from historical sensor and operational data. The model will reduce unexpected outages and enhance maintenance schedules by enabling proactive maintenance.</w:t>
+        <w:t xml:space="preserve">Machine failure prediction is an important issue in industrial operations. Unexpected failures cause costly downtime, wasteful </w:t>
+      </w:r>
+      <w:r>
+        <w:rPr>
+          <w:rFonts w:ascii="Times New Roman" w:hAnsi="Times New Roman" w:cs="Times New Roman"/>
+          <w:color w:val="000000" w:themeColor="text1"/>
+        </w:rPr>
+        <w:t>resource consumption</w:t>
+      </w:r>
+      <w:r>
+        <w:rPr>
+          <w:rFonts w:ascii="Times New Roman" w:hAnsi="Times New Roman" w:cs="Times New Roman"/>
+          <w:color w:val="000000" w:themeColor="text1"/>
+        </w:rPr>
+        <w:t>, and safety risks. This project employs machine learning (ML) to create a predictive model that can identify impending machine failures from historical sensor and operational data. The model will reduce unexpected outages and enhance maintenance schedules by enabling proactive maintenance.</w:t>
       </w:r>
     </w:p>
     <w:p>
@@ -400,7 +439,6 @@
           <w:rFonts w:ascii="Times New Roman" w:hAnsi="Times New Roman" w:cs="Times New Roman"/>
           <w:color w:val="000000" w:themeColor="text1"/>
         </w:rPr>
-        <w:lastRenderedPageBreak/>
         <w:t>2.2 Features</w:t>
       </w:r>
     </w:p>
@@ -756,6 +794,7 @@
       <w:r>
         <w:rPr>
           <w:rFonts w:ascii="Times New Roman" w:hAnsi="Times New Roman" w:cs="Times New Roman"/>
+          <w:noProof/>
           <w:color w:val="000000" w:themeColor="text1"/>
         </w:rPr>
         <w:drawing>
@@ -815,21 +854,7 @@
           <w:rFonts w:ascii="Times New Roman" w:hAnsi="Times New Roman" w:cs="Times New Roman"/>
           <w:color w:val="000000" w:themeColor="text1"/>
         </w:rPr>
-        <w:t xml:space="preserve">bout </w:t>
-      </w:r>
-      <w:r>
-        <w:rPr>
-          <w:rFonts w:ascii="Times New Roman" w:hAnsi="Times New Roman" w:cs="Times New Roman"/>
-          <w:color w:val="000000" w:themeColor="text1"/>
-        </w:rPr>
-        <w:t>134281</w:t>
-      </w:r>
-      <w:r>
-        <w:rPr>
-          <w:rFonts w:ascii="Times New Roman" w:hAnsi="Times New Roman" w:cs="Times New Roman"/>
-          <w:color w:val="000000" w:themeColor="text1"/>
-        </w:rPr>
-        <w:t xml:space="preserve"> machines do not fail</w:t>
+        <w:t>bout 134281 machines do not fail</w:t>
       </w:r>
       <w:r>
         <w:rPr>
@@ -872,7 +897,6 @@
           <w:bCs/>
           <w:color w:val="000000" w:themeColor="text1"/>
         </w:rPr>
-        <w:lastRenderedPageBreak/>
         <w:t>How do different machine types compare in terms of failure rates?</w:t>
       </w:r>
     </w:p>
@@ -888,6 +912,7 @@
       <w:r>
         <w:rPr>
           <w:rFonts w:ascii="Times New Roman" w:hAnsi="Times New Roman" w:cs="Times New Roman"/>
+          <w:noProof/>
           <w:color w:val="000000" w:themeColor="text1"/>
         </w:rPr>
         <w:drawing>
@@ -1046,6 +1071,7 @@
       <w:r>
         <w:rPr>
           <w:rFonts w:ascii="Times New Roman" w:hAnsi="Times New Roman" w:cs="Times New Roman"/>
+          <w:noProof/>
           <w:color w:val="000000" w:themeColor="text1"/>
         </w:rPr>
         <w:drawing>
@@ -1217,6 +1243,7 @@
       <w:r>
         <w:rPr>
           <w:rFonts w:ascii="Times New Roman" w:hAnsi="Times New Roman" w:cs="Times New Roman"/>
+          <w:noProof/>
           <w:color w:val="000000" w:themeColor="text1"/>
         </w:rPr>
         <w:drawing>
@@ -1295,35 +1322,8 @@
           <w:rFonts w:ascii="Times New Roman" w:hAnsi="Times New Roman" w:cs="Times New Roman"/>
           <w:color w:val="000000" w:themeColor="text1"/>
         </w:rPr>
-        <w:t xml:space="preserve">Process temperature [K]: Distribution is somewhat </w:t>
-      </w:r>
-      <w:r>
-        <w:rPr>
-          <w:rFonts w:ascii="Times New Roman" w:hAnsi="Times New Roman" w:cs="Times New Roman"/>
-          <w:color w:val="000000" w:themeColor="text1"/>
-        </w:rPr>
-        <w:t>N</w:t>
-      </w:r>
-      <w:r>
-        <w:rPr>
-          <w:rFonts w:ascii="Times New Roman" w:hAnsi="Times New Roman" w:cs="Times New Roman"/>
-          <w:color w:val="000000" w:themeColor="text1"/>
-        </w:rPr>
-        <w:t xml:space="preserve">ormal or </w:t>
-      </w:r>
-      <w:r>
-        <w:rPr>
-          <w:rFonts w:ascii="Times New Roman" w:hAnsi="Times New Roman" w:cs="Times New Roman"/>
-          <w:color w:val="000000" w:themeColor="text1"/>
-        </w:rPr>
-        <w:t>G</w:t>
-      </w:r>
-      <w:r>
-        <w:rPr>
-          <w:rFonts w:ascii="Times New Roman" w:hAnsi="Times New Roman" w:cs="Times New Roman"/>
-          <w:color w:val="000000" w:themeColor="text1"/>
-        </w:rPr>
-        <w:t>aussian but with slight right skew.</w:t>
+        <w:lastRenderedPageBreak/>
+        <w:t>Process temperature [K]: Distribution is somewhat Normal or Gaussian but with slight right skew.</w:t>
       </w:r>
     </w:p>
     <w:p>
@@ -1344,7 +1344,6 @@
           <w:rFonts w:ascii="Times New Roman" w:hAnsi="Times New Roman" w:cs="Times New Roman"/>
           <w:color w:val="000000" w:themeColor="text1"/>
         </w:rPr>
-        <w:lastRenderedPageBreak/>
         <w:t>Torque [Nm]: Distribution appears to be normal or Gaussian.</w:t>
       </w:r>
     </w:p>
@@ -1401,6 +1400,7 @@
       <w:r>
         <w:rPr>
           <w:rFonts w:ascii="Times New Roman" w:hAnsi="Times New Roman" w:cs="Times New Roman"/>
+          <w:noProof/>
           <w:color w:val="000000" w:themeColor="text1"/>
         </w:rPr>
         <w:drawing>
@@ -2243,6 +2243,7 @@
           <w:rFonts w:ascii="Times New Roman" w:hAnsi="Times New Roman" w:cs="Times New Roman"/>
           <w:color w:val="000000" w:themeColor="text1"/>
         </w:rPr>
+        <w:lastRenderedPageBreak/>
         <w:t>`OSF` (Overstrain Failure): Failures caused by excessive stress or strain on machine components.</w:t>
       </w:r>
     </w:p>
@@ -2264,7 +2265,6 @@
           <w:rFonts w:ascii="Times New Roman" w:hAnsi="Times New Roman" w:cs="Times New Roman"/>
           <w:color w:val="000000" w:themeColor="text1"/>
         </w:rPr>
-        <w:lastRenderedPageBreak/>
         <w:t>`PWF` (Power Failure): Failures related to the machine's power supply.</w:t>
       </w:r>
     </w:p>
@@ -2566,14 +2566,7 @@
           <w:rFonts w:ascii="Times New Roman" w:hAnsi="Times New Roman" w:cs="Times New Roman"/>
           <w:color w:val="000000" w:themeColor="text1"/>
         </w:rPr>
-        <w:t xml:space="preserve"> to train and evaluate the models for building </w:t>
-      </w:r>
-      <w:r>
-        <w:rPr>
-          <w:rFonts w:ascii="Times New Roman" w:hAnsi="Times New Roman" w:cs="Times New Roman"/>
-          <w:color w:val="000000" w:themeColor="text1"/>
-        </w:rPr>
-        <w:t>robust and accurate machine learning models</w:t>
+        <w:t xml:space="preserve"> to train and evaluate the models for building robust and accurate machine learning models</w:t>
       </w:r>
       <w:r>
         <w:rPr>
@@ -2726,32 +2719,39 @@
           <w:rFonts w:ascii="Times New Roman" w:hAnsi="Times New Roman" w:cs="Times New Roman"/>
           <w:color w:val="000000" w:themeColor="text1"/>
         </w:rPr>
-        <w:t>Given the significant class imbalance and the importance of minimizing false negatives (i.e., undetected machine failures), multiple machine learning models were developed and rigorously evaluated. The objective was not only to achieve high overall accuracy but also to maximize the models’ ability to correctly identify the minority class (failures). Evaluation metrics were carefully chosen to reflect these priorities, focusing heavily on Area Under the Curve (AUC), precision, recall, and F1-score, in addition to accuracy.</w:t>
-      </w:r>
-    </w:p>
-    <w:p>
-      <w:pPr>
-        <w:spacing w:after="120"/>
-        <w:rPr>
-          <w:rFonts w:ascii="Times New Roman" w:hAnsi="Times New Roman" w:cs="Times New Roman"/>
-          <w:color w:val="000000" w:themeColor="text1"/>
-        </w:rPr>
-      </w:pPr>
-    </w:p>
-    <w:p>
-      <w:pPr>
-        <w:spacing w:after="120"/>
-        <w:rPr>
-          <w:rFonts w:ascii="Times New Roman" w:hAnsi="Times New Roman" w:cs="Times New Roman"/>
-          <w:color w:val="000000" w:themeColor="text1"/>
-        </w:rPr>
-      </w:pPr>
+        <w:t xml:space="preserve">Given the significant class imbalance and the importance of minimizing false negatives (i.e., undetected machine failures), multiple machine learning models were developed and rigorously evaluated. The objective was not only to achieve high overall accuracy but also to maximize the models’ ability to correctly identify the minority class (failures). Evaluation metrics were </w:t>
+      </w:r>
       <w:r>
         <w:rPr>
           <w:rFonts w:ascii="Times New Roman" w:hAnsi="Times New Roman" w:cs="Times New Roman"/>
           <w:color w:val="000000" w:themeColor="text1"/>
         </w:rPr>
         <w:lastRenderedPageBreak/>
+        <w:t>carefully chosen to reflect these priorities, focusing heavily on Area Under the Curve (AUC), precision, recall, and F1-score, in addition to accuracy.</w:t>
+      </w:r>
+    </w:p>
+    <w:p>
+      <w:pPr>
+        <w:spacing w:after="120"/>
+        <w:rPr>
+          <w:rFonts w:ascii="Times New Roman" w:hAnsi="Times New Roman" w:cs="Times New Roman"/>
+          <w:color w:val="000000" w:themeColor="text1"/>
+        </w:rPr>
+      </w:pPr>
+    </w:p>
+    <w:p>
+      <w:pPr>
+        <w:spacing w:after="120"/>
+        <w:rPr>
+          <w:rFonts w:ascii="Times New Roman" w:hAnsi="Times New Roman" w:cs="Times New Roman"/>
+          <w:color w:val="000000" w:themeColor="text1"/>
+        </w:rPr>
+      </w:pPr>
+      <w:r>
+        <w:rPr>
+          <w:rFonts w:ascii="Times New Roman" w:hAnsi="Times New Roman" w:cs="Times New Roman"/>
+          <w:color w:val="000000" w:themeColor="text1"/>
+        </w:rPr>
         <w:t>Developed several machine classification models:</w:t>
       </w:r>
     </w:p>
@@ -2790,14 +2790,7 @@
           <w:rFonts w:ascii="Times New Roman" w:hAnsi="Times New Roman" w:cs="Times New Roman"/>
           <w:color w:val="000000" w:themeColor="text1"/>
         </w:rPr>
-        <w:t xml:space="preserve"> </w:t>
-      </w:r>
-      <w:r>
-        <w:rPr>
-          <w:rFonts w:ascii="Times New Roman" w:hAnsi="Times New Roman" w:cs="Times New Roman"/>
-          <w:color w:val="000000" w:themeColor="text1"/>
-        </w:rPr>
-        <w:t>Chosen as a baseline due to its interpretability and efficiency for binary classification tasks. It provides a reference point for more complex models.</w:t>
+        <w:t xml:space="preserve"> Chosen as a baseline due to its interpretability and efficiency for binary classification tasks. It provides a reference point for more complex models.</w:t>
       </w:r>
     </w:p>
     <w:p>
@@ -2836,14 +2829,7 @@
           <w:rFonts w:ascii="Times New Roman" w:hAnsi="Times New Roman" w:cs="Times New Roman"/>
           <w:color w:val="000000" w:themeColor="text1"/>
         </w:rPr>
-        <w:t xml:space="preserve"> </w:t>
-      </w:r>
-      <w:r>
-        <w:rPr>
-          <w:rFonts w:ascii="Times New Roman" w:hAnsi="Times New Roman" w:cs="Times New Roman"/>
-          <w:color w:val="000000" w:themeColor="text1"/>
-        </w:rPr>
-        <w:t>Selected for its robustness to feature interactions, ability to capture non-linear relationships, and built-in feature importance estimation. Random Forests are also less sensitive to outliers and can handle imbalanced data better than simple linear models.</w:t>
+        <w:t xml:space="preserve"> Selected for its robustness to feature interactions, ability to capture non-linear relationships, and built-in feature importance estimation. Random Forests are also less sensitive to outliers and can handle imbalanced data better than simple linear models.</w:t>
       </w:r>
     </w:p>
     <w:p>
@@ -2882,38 +2868,25 @@
           <w:rFonts w:ascii="Times New Roman" w:hAnsi="Times New Roman" w:cs="Times New Roman"/>
           <w:color w:val="000000" w:themeColor="text1"/>
         </w:rPr>
-        <w:t xml:space="preserve"> </w:t>
-      </w:r>
-      <w:r>
-        <w:rPr>
-          <w:rFonts w:ascii="Times New Roman" w:hAnsi="Times New Roman" w:cs="Times New Roman"/>
-          <w:color w:val="000000" w:themeColor="text1"/>
-        </w:rPr>
-        <w:t>As a type of neural network, MLP was chosen for its capacity to model complex, non-linear patterns in the data. This is particularly valuable given the subtle signals and interactions that may precede machine failures.</w:t>
-      </w:r>
-    </w:p>
-    <w:p>
-      <w:pPr>
-        <w:spacing w:after="120"/>
-        <w:rPr>
-          <w:rFonts w:ascii="Times New Roman" w:hAnsi="Times New Roman" w:cs="Times New Roman"/>
-          <w:color w:val="000000" w:themeColor="text1"/>
-        </w:rPr>
-      </w:pPr>
-      <w:r>
-        <w:rPr>
-          <w:rFonts w:ascii="Times New Roman" w:hAnsi="Times New Roman" w:cs="Times New Roman"/>
-          <w:color w:val="000000" w:themeColor="text1"/>
-        </w:rPr>
-        <w:t xml:space="preserve">Models like Logistic Regression and Random Forest </w:t>
-      </w:r>
-      <w:r>
-        <w:rPr>
-          <w:rFonts w:ascii="Times New Roman" w:hAnsi="Times New Roman" w:cs="Times New Roman"/>
-          <w:color w:val="000000" w:themeColor="text1"/>
-        </w:rPr>
-        <w:t xml:space="preserve">were trained with </w:t>
-      </w:r>
+        <w:t xml:space="preserve"> As a type of neural network, MLP was chosen for its capacity to model complex, non-linear patterns in the data. This is particularly valuable given the subtle signals and interactions that may precede machine failures.</w:t>
+      </w:r>
+    </w:p>
+    <w:p>
+      <w:pPr>
+        <w:spacing w:after="120"/>
+        <w:rPr>
+          <w:rFonts w:ascii="Times New Roman" w:hAnsi="Times New Roman" w:cs="Times New Roman"/>
+          <w:color w:val="000000" w:themeColor="text1"/>
+        </w:rPr>
+      </w:pPr>
+      <w:r>
+        <w:rPr>
+          <w:rFonts w:ascii="Times New Roman" w:hAnsi="Times New Roman" w:cs="Times New Roman"/>
+          <w:color w:val="000000" w:themeColor="text1"/>
+        </w:rPr>
+        <w:t xml:space="preserve">Models like Logistic Regression and Random Forest were trained with </w:t>
+      </w:r>
+      <w:proofErr w:type="spellStart"/>
       <w:r>
         <w:rPr>
           <w:rFonts w:ascii="Monaco" w:hAnsi="Monaco" w:cs="Times New Roman"/>
@@ -2921,7 +2894,17 @@
           <w:sz w:val="18"/>
           <w:szCs w:val="18"/>
         </w:rPr>
-        <w:t>class_weight='balanced'</w:t>
+        <w:t>class_weight</w:t>
+      </w:r>
+      <w:proofErr w:type="spellEnd"/>
+      <w:r>
+        <w:rPr>
+          <w:rFonts w:ascii="Monaco" w:hAnsi="Monaco" w:cs="Times New Roman"/>
+          <w:color w:val="000000" w:themeColor="text1"/>
+          <w:sz w:val="18"/>
+          <w:szCs w:val="18"/>
+        </w:rPr>
+        <w:t>='balanced'</w:t>
       </w:r>
       <w:r>
         <w:rPr>
@@ -2944,14 +2927,7 @@
           <w:rFonts w:ascii="Times New Roman" w:hAnsi="Times New Roman" w:cs="Times New Roman"/>
           <w:color w:val="000000" w:themeColor="text1"/>
         </w:rPr>
-        <w:t>For the neural network, c</w:t>
-      </w:r>
-      <w:r>
-        <w:rPr>
-          <w:rFonts w:ascii="Times New Roman" w:hAnsi="Times New Roman" w:cs="Times New Roman"/>
-          <w:color w:val="000000" w:themeColor="text1"/>
-        </w:rPr>
-        <w:t>alculate class weights to handle imbalance</w:t>
+        <w:t>For the neural network, calculate class weights to handle imbalance</w:t>
       </w:r>
       <w:r>
         <w:rPr>
@@ -3949,22 +3925,9 @@
           <w:rFonts w:ascii="Times New Roman" w:hAnsi="Times New Roman" w:cs="Times New Roman"/>
           <w:color w:val="000000" w:themeColor="text1"/>
         </w:rPr>
-        <w:t xml:space="preserve"> is the best-performing model for this task, offering the highest precision and F1-score for failure detection while maintaining strong recall. This makes it highly suitable for real-world deployment</w:t>
-      </w:r>
-      <w:r>
-        <w:rPr>
-          <w:rFonts w:ascii="Times New Roman" w:hAnsi="Times New Roman" w:cs="Times New Roman"/>
-          <w:color w:val="000000" w:themeColor="text1"/>
-        </w:rPr>
-        <w:t>,</w:t>
-      </w:r>
-      <w:r>
-        <w:rPr>
-          <w:rFonts w:ascii="Times New Roman" w:hAnsi="Times New Roman" w:cs="Times New Roman"/>
-          <w:color w:val="000000" w:themeColor="text1"/>
-        </w:rPr>
-        <w:t xml:space="preserve"> where both missed </w:t>
-      </w:r>
+        <w:t xml:space="preserve"> is the best-performing model for this task, offering the highest precision and F1-score for failure detection while maintaining strong recall. This makes it highly suitable for real-world deployment, where both missed </w:t>
+      </w:r>
+      <w:proofErr w:type="gramStart"/>
       <w:r>
         <w:rPr>
           <w:rFonts w:ascii="Times New Roman" w:hAnsi="Times New Roman" w:cs="Times New Roman"/>
@@ -3972,6 +3935,7 @@
         </w:rPr>
         <w:t>failures</w:t>
       </w:r>
+      <w:proofErr w:type="gramEnd"/>
       <w:r>
         <w:rPr>
           <w:rFonts w:ascii="Times New Roman" w:hAnsi="Times New Roman" w:cs="Times New Roman"/>
@@ -4062,33 +4026,6 @@
         <w:spacing w:after="120"/>
         <w:rPr>
           <w:rFonts w:ascii="Times New Roman" w:hAnsi="Times New Roman" w:cs="Times New Roman"/>
-          <w:color w:val="000000" w:themeColor="text1"/>
-        </w:rPr>
-      </w:pPr>
-    </w:p>
-    <w:p>
-      <w:pPr>
-        <w:spacing w:after="120"/>
-        <w:rPr>
-          <w:rFonts w:ascii="Times New Roman" w:hAnsi="Times New Roman" w:cs="Times New Roman"/>
-          <w:color w:val="000000" w:themeColor="text1"/>
-        </w:rPr>
-      </w:pPr>
-    </w:p>
-    <w:p>
-      <w:pPr>
-        <w:spacing w:after="120"/>
-        <w:rPr>
-          <w:rFonts w:ascii="Times New Roman" w:hAnsi="Times New Roman" w:cs="Times New Roman"/>
-          <w:color w:val="000000" w:themeColor="text1"/>
-        </w:rPr>
-      </w:pPr>
-    </w:p>
-    <w:p>
-      <w:pPr>
-        <w:spacing w:after="120"/>
-        <w:rPr>
-          <w:rFonts w:ascii="Times New Roman" w:hAnsi="Times New Roman" w:cs="Times New Roman"/>
           <w:b/>
           <w:bCs/>
           <w:color w:val="000000" w:themeColor="text1"/>
@@ -4135,6 +4072,7 @@
       <w:r>
         <w:rPr>
           <w:rFonts w:ascii="Times New Roman" w:hAnsi="Times New Roman" w:cs="Times New Roman"/>
+          <w:noProof/>
           <w:color w:val="000000" w:themeColor="text1"/>
         </w:rPr>
         <w:drawing>
@@ -4208,14 +4146,7 @@
           <w:rFonts w:ascii="Times New Roman" w:hAnsi="Times New Roman" w:cs="Times New Roman"/>
           <w:color w:val="000000" w:themeColor="text1"/>
         </w:rPr>
-        <w:t xml:space="preserve"> </w:t>
-      </w:r>
-      <w:r>
-        <w:rPr>
-          <w:rFonts w:ascii="Times New Roman" w:hAnsi="Times New Roman" w:cs="Times New Roman"/>
-          <w:color w:val="000000" w:themeColor="text1"/>
-        </w:rPr>
-        <w:t>The validation loss remains consistently low and close to the training loss, suggesting good generalization to unseen data.</w:t>
+        <w:t xml:space="preserve"> The validation loss remains consistently low and close to the training loss, suggesting good generalization to unseen data.</w:t>
       </w:r>
     </w:p>
     <w:p>
@@ -4238,14 +4169,7 @@
           <w:rFonts w:ascii="Times New Roman" w:hAnsi="Times New Roman" w:cs="Times New Roman"/>
           <w:color w:val="000000" w:themeColor="text1"/>
         </w:rPr>
-        <w:t xml:space="preserve"> </w:t>
-      </w:r>
-      <w:r>
-        <w:rPr>
-          <w:rFonts w:ascii="Times New Roman" w:hAnsi="Times New Roman" w:cs="Times New Roman"/>
-          <w:color w:val="000000" w:themeColor="text1"/>
-        </w:rPr>
-        <w:t xml:space="preserve">High and stable accuracy on both sets indicates the model is consistently predicting the correct class for </w:t>
+        <w:t xml:space="preserve"> High and stable accuracy on both sets indicates the model is consistently predicting the correct class for </w:t>
       </w:r>
       <w:r>
         <w:rPr>
@@ -4259,65 +4183,30 @@
           <w:rFonts w:ascii="Times New Roman" w:hAnsi="Times New Roman" w:cs="Times New Roman"/>
           <w:color w:val="000000" w:themeColor="text1"/>
         </w:rPr>
-        <w:t xml:space="preserve"> samples.</w:t>
-      </w:r>
-      <w:r>
-        <w:rPr>
-          <w:rFonts w:ascii="Times New Roman" w:hAnsi="Times New Roman" w:cs="Times New Roman"/>
-          <w:color w:val="000000" w:themeColor="text1"/>
-        </w:rPr>
-        <w:t xml:space="preserve"> </w:t>
-      </w:r>
-      <w:r>
-        <w:rPr>
-          <w:rFonts w:ascii="Times New Roman" w:hAnsi="Times New Roman" w:cs="Times New Roman"/>
-          <w:color w:val="000000" w:themeColor="text1"/>
-        </w:rPr>
-        <w:t>The close alignment between training and validation accuracy further suggests minimal overfitting.</w:t>
-      </w:r>
-    </w:p>
-    <w:p>
-      <w:pPr>
-        <w:spacing w:after="120"/>
-        <w:rPr>
-          <w:rFonts w:ascii="Times New Roman" w:hAnsi="Times New Roman" w:cs="Times New Roman"/>
-          <w:color w:val="000000" w:themeColor="text1"/>
-        </w:rPr>
-      </w:pPr>
-      <w:r>
-        <w:rPr>
-          <w:rFonts w:ascii="Times New Roman" w:hAnsi="Times New Roman" w:cs="Times New Roman"/>
-          <w:color w:val="000000" w:themeColor="text1"/>
-        </w:rPr>
-        <w:t>AUC values for both training and validation sets increase rapidly and then stabilize above 0.94.</w:t>
-      </w:r>
-      <w:r>
-        <w:rPr>
-          <w:rFonts w:ascii="Times New Roman" w:hAnsi="Times New Roman" w:cs="Times New Roman"/>
-          <w:color w:val="000000" w:themeColor="text1"/>
-        </w:rPr>
-        <w:t xml:space="preserve"> </w:t>
-      </w:r>
-      <w:r>
-        <w:rPr>
-          <w:rFonts w:ascii="Times New Roman" w:hAnsi="Times New Roman" w:cs="Times New Roman"/>
-          <w:color w:val="000000" w:themeColor="text1"/>
-        </w:rPr>
-        <w:t>High AUC values indicate the model is highly effective at distinguishing between failed and non-failed machines, even with class imbalance.</w:t>
-      </w:r>
-      <w:r>
-        <w:rPr>
-          <w:rFonts w:ascii="Times New Roman" w:hAnsi="Times New Roman" w:cs="Times New Roman"/>
-          <w:color w:val="000000" w:themeColor="text1"/>
-        </w:rPr>
-        <w:t xml:space="preserve"> </w:t>
-      </w:r>
-      <w:r>
-        <w:rPr>
-          <w:rFonts w:ascii="Times New Roman" w:hAnsi="Times New Roman" w:cs="Times New Roman"/>
-          <w:color w:val="000000" w:themeColor="text1"/>
-        </w:rPr>
-        <w:t>The similarity between training and validation AUC curves confirms robust model performance and strong generalization.</w:t>
+        <w:t xml:space="preserve"> samples. The close alignment between training and validation accuracy further suggests minimal overfitting.</w:t>
+      </w:r>
+    </w:p>
+    <w:p>
+      <w:pPr>
+        <w:spacing w:after="120"/>
+        <w:rPr>
+          <w:rFonts w:ascii="Times New Roman" w:hAnsi="Times New Roman" w:cs="Times New Roman"/>
+          <w:color w:val="000000" w:themeColor="text1"/>
+        </w:rPr>
+      </w:pPr>
+      <w:r>
+        <w:rPr>
+          <w:rFonts w:ascii="Times New Roman" w:hAnsi="Times New Roman" w:cs="Times New Roman"/>
+          <w:color w:val="000000" w:themeColor="text1"/>
+        </w:rPr>
+        <w:t xml:space="preserve">AUC values for both training and validation sets increase rapidly and then stabilize above 0.94. </w:t>
+      </w:r>
+      <w:r>
+        <w:rPr>
+          <w:rFonts w:ascii="Times New Roman" w:hAnsi="Times New Roman" w:cs="Times New Roman"/>
+          <w:color w:val="000000" w:themeColor="text1"/>
+        </w:rPr>
+        <w:t>High AUC values indicate the model is highly effective at distinguishing between failed and non-failed machines, even with class imbalance. The similarity between training and validation AUC curves confirms robust model performance and strong generalization.</w:t>
       </w:r>
     </w:p>
     <w:p>
@@ -4407,14 +4296,30 @@
           <w:rFonts w:ascii="Times New Roman" w:hAnsi="Times New Roman" w:cs="Times New Roman"/>
           <w:color w:val="000000" w:themeColor="text1"/>
         </w:rPr>
-        <w:t xml:space="preserve"> by </w:t>
-      </w:r>
-      <w:r>
-        <w:rPr>
-          <w:rFonts w:ascii="Times New Roman" w:hAnsi="Times New Roman" w:cs="Times New Roman"/>
-          <w:color w:val="000000" w:themeColor="text1"/>
-        </w:rPr>
-        <w:t>consider</w:t>
+        <w:t xml:space="preserve"> by considering combining SMOTE with random </w:t>
+      </w:r>
+      <w:proofErr w:type="spellStart"/>
+      <w:r>
+        <w:rPr>
+          <w:rFonts w:ascii="Times New Roman" w:hAnsi="Times New Roman" w:cs="Times New Roman"/>
+          <w:color w:val="000000" w:themeColor="text1"/>
+        </w:rPr>
+        <w:t>undersampling</w:t>
+      </w:r>
+      <w:proofErr w:type="spellEnd"/>
+      <w:r>
+        <w:rPr>
+          <w:rFonts w:ascii="Times New Roman" w:hAnsi="Times New Roman" w:cs="Times New Roman"/>
+          <w:color w:val="000000" w:themeColor="text1"/>
+        </w:rPr>
+        <w:t xml:space="preserve"> of the majority</w:t>
+      </w:r>
+      <w:r>
+        <w:rPr>
+          <w:rFonts w:ascii="Times New Roman" w:hAnsi="Times New Roman" w:cs="Times New Roman"/>
+          <w:color w:val="000000" w:themeColor="text1"/>
+        </w:rPr>
+        <w:t xml:space="preserve"> and evaluat</w:t>
       </w:r>
       <w:r>
         <w:rPr>
@@ -4428,56 +4333,7 @@
           <w:rFonts w:ascii="Times New Roman" w:hAnsi="Times New Roman" w:cs="Times New Roman"/>
           <w:color w:val="000000" w:themeColor="text1"/>
         </w:rPr>
-        <w:t xml:space="preserve"> combining SMOTE with random </w:t>
-      </w:r>
-      <w:r>
-        <w:rPr>
-          <w:rFonts w:ascii="Times New Roman" w:hAnsi="Times New Roman" w:cs="Times New Roman"/>
-          <w:color w:val="000000" w:themeColor="text1"/>
-        </w:rPr>
-        <w:t>undersampling</w:t>
-      </w:r>
-      <w:r>
-        <w:rPr>
-          <w:rFonts w:ascii="Times New Roman" w:hAnsi="Times New Roman" w:cs="Times New Roman"/>
-          <w:color w:val="000000" w:themeColor="text1"/>
-        </w:rPr>
-        <w:t xml:space="preserve"> of the majority</w:t>
-      </w:r>
-      <w:r>
-        <w:rPr>
-          <w:rFonts w:ascii="Times New Roman" w:hAnsi="Times New Roman" w:cs="Times New Roman"/>
-          <w:color w:val="000000" w:themeColor="text1"/>
-        </w:rPr>
-        <w:t xml:space="preserve"> and evaluat</w:t>
-      </w:r>
-      <w:r>
-        <w:rPr>
-          <w:rFonts w:ascii="Times New Roman" w:hAnsi="Times New Roman" w:cs="Times New Roman"/>
-          <w:color w:val="000000" w:themeColor="text1"/>
-        </w:rPr>
-        <w:t>ing</w:t>
-      </w:r>
-      <w:r>
-        <w:rPr>
-          <w:rFonts w:ascii="Times New Roman" w:hAnsi="Times New Roman" w:cs="Times New Roman"/>
-          <w:color w:val="000000" w:themeColor="text1"/>
-        </w:rPr>
-        <w:t xml:space="preserve"> the models on the SMOTE pre-processe</w:t>
-      </w:r>
-      <w:r>
-        <w:rPr>
-          <w:rFonts w:ascii="Times New Roman" w:hAnsi="Times New Roman" w:cs="Times New Roman"/>
-          <w:color w:val="000000" w:themeColor="text1"/>
-        </w:rPr>
-        <w:t>d</w:t>
-      </w:r>
-      <w:r>
-        <w:rPr>
-          <w:rFonts w:ascii="Times New Roman" w:hAnsi="Times New Roman" w:cs="Times New Roman"/>
-          <w:color w:val="000000" w:themeColor="text1"/>
-        </w:rPr>
-        <w:t xml:space="preserve"> data.</w:t>
+        <w:t xml:space="preserve"> the models on the SMOTE pre-processed data.</w:t>
       </w:r>
     </w:p>
     <w:p>
@@ -4526,91 +4382,7 @@
           <w:rFonts w:ascii="Times New Roman" w:hAnsi="Times New Roman" w:cs="Times New Roman"/>
           <w:color w:val="000000" w:themeColor="text1"/>
         </w:rPr>
-        <w:t xml:space="preserve"> by t</w:t>
-      </w:r>
-      <w:r>
-        <w:rPr>
-          <w:rFonts w:ascii="Times New Roman" w:hAnsi="Times New Roman" w:cs="Times New Roman"/>
-          <w:color w:val="000000" w:themeColor="text1"/>
-        </w:rPr>
-        <w:t>rain</w:t>
-      </w:r>
-      <w:r>
-        <w:rPr>
-          <w:rFonts w:ascii="Times New Roman" w:hAnsi="Times New Roman" w:cs="Times New Roman"/>
-          <w:color w:val="000000" w:themeColor="text1"/>
-        </w:rPr>
-        <w:t>ing</w:t>
-      </w:r>
-      <w:r>
-        <w:rPr>
-          <w:rFonts w:ascii="Times New Roman" w:hAnsi="Times New Roman" w:cs="Times New Roman"/>
-          <w:color w:val="000000" w:themeColor="text1"/>
-        </w:rPr>
-        <w:t xml:space="preserve"> One-Class SVM on Normal Data</w:t>
-      </w:r>
-      <w:r>
-        <w:rPr>
-          <w:rFonts w:ascii="Times New Roman" w:hAnsi="Times New Roman" w:cs="Times New Roman"/>
-          <w:color w:val="000000" w:themeColor="text1"/>
-        </w:rPr>
-        <w:t>, d</w:t>
-      </w:r>
-      <w:r>
-        <w:rPr>
-          <w:rFonts w:ascii="Times New Roman" w:hAnsi="Times New Roman" w:cs="Times New Roman"/>
-          <w:color w:val="000000" w:themeColor="text1"/>
-        </w:rPr>
-        <w:t>etect</w:t>
-      </w:r>
-      <w:r>
-        <w:rPr>
-          <w:rFonts w:ascii="Times New Roman" w:hAnsi="Times New Roman" w:cs="Times New Roman"/>
-          <w:color w:val="000000" w:themeColor="text1"/>
-        </w:rPr>
-        <w:t>ing</w:t>
-      </w:r>
-      <w:r>
-        <w:rPr>
-          <w:rFonts w:ascii="Times New Roman" w:hAnsi="Times New Roman" w:cs="Times New Roman"/>
-          <w:color w:val="000000" w:themeColor="text1"/>
-        </w:rPr>
-        <w:t xml:space="preserve"> Anomalies as Potential Failures</w:t>
-      </w:r>
-      <w:r>
-        <w:rPr>
-          <w:rFonts w:ascii="Times New Roman" w:hAnsi="Times New Roman" w:cs="Times New Roman"/>
-          <w:color w:val="000000" w:themeColor="text1"/>
-        </w:rPr>
-        <w:t xml:space="preserve">, and </w:t>
-      </w:r>
-      <w:r>
-        <w:rPr>
-          <w:rFonts w:ascii="Times New Roman" w:hAnsi="Times New Roman" w:cs="Times New Roman"/>
-          <w:color w:val="000000" w:themeColor="text1"/>
-        </w:rPr>
-        <w:t>compar</w:t>
-      </w:r>
-      <w:r>
-        <w:rPr>
-          <w:rFonts w:ascii="Times New Roman" w:hAnsi="Times New Roman" w:cs="Times New Roman"/>
-          <w:color w:val="000000" w:themeColor="text1"/>
-        </w:rPr>
-        <w:t>ing</w:t>
-      </w:r>
-      <w:r>
-        <w:rPr>
-          <w:rFonts w:ascii="Times New Roman" w:hAnsi="Times New Roman" w:cs="Times New Roman"/>
-          <w:color w:val="000000" w:themeColor="text1"/>
-        </w:rPr>
-        <w:t xml:space="preserve"> its performance with supervised models trained on SMOTE-processed data</w:t>
-      </w:r>
-      <w:r>
-        <w:rPr>
-          <w:rFonts w:ascii="Times New Roman" w:hAnsi="Times New Roman" w:cs="Times New Roman"/>
-          <w:color w:val="000000" w:themeColor="text1"/>
-        </w:rPr>
-        <w:t>.</w:t>
+        <w:t xml:space="preserve"> by training One-Class SVM on Normal Data, detecting Anomalies as Potential Failures, and comparing its performance with supervised models trained on SMOTE-processed data.</w:t>
       </w:r>
     </w:p>
     <w:p>
@@ -4707,14 +4479,7 @@
           <w:rFonts w:ascii="Times New Roman" w:hAnsi="Times New Roman" w:cs="Times New Roman"/>
           <w:color w:val="000000" w:themeColor="text1"/>
         </w:rPr>
-        <w:t xml:space="preserve">1. </w:t>
-      </w:r>
-      <w:r>
-        <w:rPr>
-          <w:rFonts w:ascii="Times New Roman" w:hAnsi="Times New Roman" w:cs="Times New Roman"/>
-          <w:color w:val="000000" w:themeColor="text1"/>
-        </w:rPr>
-        <w:t>Kaggle Playground Series S3E17 Dataset</w:t>
+        <w:t>1. Kaggle Playground Series S3E17 Dataset</w:t>
       </w:r>
     </w:p>
     <w:p>
@@ -6685,6 +6450,7 @@
   <w:style w:type="character" w:default="1" w:styleId="DefaultParagraphFont">
     <w:name w:val="Default Paragraph Font"/>
     <w:uiPriority w:val="1"/>
+    <w:semiHidden/>
     <w:unhideWhenUsed/>
   </w:style>
   <w:style w:type="table" w:default="1" w:styleId="TableNormal">
